--- a/12 BAB 2 Kajian Pustaka FSD_updated 3.docx
+++ b/12 BAB 2 Kajian Pustaka FSD_updated 3.docx
@@ -5015,8 +5015,13 @@
           </w:tcPr>
           <w:p>
             <w:r>
-              <w:t>Alasan dipilih</w:t>
-            </w:r>
+              <w:t xml:space="preserve">Alasan </w:t>
+            </w:r>
+            <w:proofErr w:type="spellStart"/>
+            <w:r>
+              <w:t>dipilih</w:t>
+            </w:r>
+            <w:proofErr w:type="spellEnd"/>
           </w:p>
         </w:tc>
         <w:tc>
@@ -5372,14 +5377,12 @@
         <w:rPr>
           <w:b/>
           <w:bCs/>
-          <w:lang w:val="de-DE"/>
         </w:rPr>
       </w:pPr>
       <w:r>
         <w:rPr>
           <w:b/>
           <w:bCs/>
-          <w:lang w:val="de-DE"/>
         </w:rPr>
         <w:br w:type="page"/>
       </w:r>
@@ -7051,8 +7054,13 @@
             <w:hideMark/>
           </w:tcPr>
           <w:p>
-            <w:r>
-              <w:t>Iterasi 2</w:t>
+            <w:proofErr w:type="spellStart"/>
+            <w:r>
+              <w:t>Iterasi</w:t>
+            </w:r>
+            <w:proofErr w:type="spellEnd"/>
+            <w:r>
+              <w:t xml:space="preserve"> 2</w:t>
             </w:r>
           </w:p>
         </w:tc>
@@ -7207,8 +7215,13 @@
             <w:hideMark/>
           </w:tcPr>
           <w:p>
-            <w:r>
-              <w:t>Iterasi 4</w:t>
+            <w:proofErr w:type="spellStart"/>
+            <w:r>
+              <w:t>Iterasi</w:t>
+            </w:r>
+            <w:proofErr w:type="spellEnd"/>
+            <w:r>
+              <w:t xml:space="preserve"> 4</w:t>
             </w:r>
           </w:p>
         </w:tc>
@@ -7652,242 +7665,109 @@
           <w:sz w:val="28"/>
           <w:highlight w:val="yellow"/>
         </w:rPr>
-        <w:t>2.2.6 Metode Pengujian Sistem</w:t>
-      </w:r>
-    </w:p>
-    <w:p>
-      <w:pPr>
-        <w:rPr>
-          <w:b/>
-          <w:sz w:val="28"/>
-        </w:rPr>
-      </w:pPr>
+        <w:t xml:space="preserve">2.2.6 Metode </w:t>
+      </w:r>
+      <w:proofErr w:type="spellStart"/>
       <w:r>
         <w:rPr>
           <w:b/>
           <w:sz w:val="28"/>
           <w:highlight w:val="yellow"/>
         </w:rPr>
-        <w:t>(Teori berdasarkan bab 5: Alpha testing: Unit dan Integration Testing dan Beta Testing)</w:t>
-      </w:r>
-    </w:p>
-    <w:p>
-      <w:pPr>
-        <w:rPr>
-          <w:b/>
-          <w:sz w:val="28"/>
-        </w:rPr>
-      </w:pPr>
-    </w:p>
-    <w:p>
-      <w:r>
-        <w:rPr>
-          <w:highlight w:val="yellow"/>
-        </w:rPr>
-        <w:t>Subbab ini menjelaskan metode-metode pengujian yang digunakan untuk memvalidasi fungsionalitas dan kualitas penggunaan (usability) aplikasi Halopet.</w:t>
-      </w:r>
-    </w:p>
-    <w:p>
-      <w:r>
-        <w:rPr>
-          <w:b w:val="0"/>
-          <w:sz w:val="24"/>
-          <w:highlight w:val="yellow"/>
-        </w:rPr>
-        <w:t>Dalam penelitian ini, Integration Testing pada aplikasi Halopet dilakukan dengan menguji interaksi antar modul utama yang saling bergantung, seperti alur konsultasi yang melibatkan modul autentikasi, penjadwalan, chat, dan rekam medis secara bersamaan. Pengujian ini memastikan bahwa data mengalir dengan benar dari satu komponen ke komponen lain dan bahwa seluruh antarmuka antar modul berfungsi sesuai spesifikasi yang telah dirancang.</w:t>
-      </w:r>
-    </w:p>
-    <w:p>
-      <w:r>
-        <w:rPr>
-          <w:b w:val="0"/>
-          <w:sz w:val="24"/>
-          <w:highlight w:val="yellow"/>
-        </w:rPr>
-        <w:t>Integration Testing adalah pengujian yang dilakukan setelah Unit Testing, di mana modul-modul yang telah diuji secara individual digabungkan dan diuji sebagai sebuah kesatuan untuk memverifikasi interaksi antar modul berjalan dengan benar (Pressman &amp; Maxim, 2020). Integration Testing bertujuan untuk mendeteksi kesalahan yang muncul akibat antarmuka (interface) antar modul yang tidak sesuai, seperti ketidaksesuaian tipe data, urutan pemanggilan fungsi yang salah, atau efek samping yang tidak diinginkan. Pendekatan integrasi yang umum digunakan meliputi Big Bang, Top-Down, dan Bottom-Up.</w:t>
-      </w:r>
-    </w:p>
-    <w:p>
-      <w:r>
-        <w:rPr>
-          <w:b/>
-          <w:sz w:val="24"/>
-          <w:highlight w:val="yellow"/>
-        </w:rPr>
-        <w:t>2.2.6.1.2 Integration Testing</w:t>
-      </w:r>
-    </w:p>
-    <w:p>
-      <w:r>
-        <w:rPr>
-          <w:b w:val="0"/>
-          <w:sz w:val="24"/>
-          <w:highlight w:val="yellow"/>
-        </w:rPr>
-        <w:t>Dalam penelitian ini, Unit Testing pada aplikasi Halopet difokuskan pada pengujian fungsi-fungsi kritis di kelas DatabaseHelper yang mengelola seluruh operasi CRUD ke database SQLite, serta fungsi-fungsi perhitungan logika bisnis seperti kalkulasi usia hewan, validasi format nomor telepon untuk OTP, dan logika penentuan status konsultasi. Setiap fungsi diuji dengan berbagai kombinasi input valid dan tidak valid untuk memastikan ketahanan (robustness) kode terhadap kondisi yang tidak terduga.</w:t>
-      </w:r>
-    </w:p>
-    <w:p>
-      <w:r>
-        <w:rPr>
-          <w:b w:val="0"/>
-          <w:sz w:val="24"/>
-          <w:highlight w:val="yellow"/>
-        </w:rPr>
-        <w:t>Unit Testing adalah metode pengujian Alpha di mana setiap unit atau komponen terkecil dari perangkat lunak — seperti fungsi, prosedur, atau metode — diuji secara terisolasi untuk memverifikasi bahwa setiap unit berfungsi sesuai dengan spesifikasinya (Myers et al., 2011). Tujuan utama Unit Testing adalah mendeteksi dan memperbaiki kesalahan logika di tingkat paling dasar sebelum modul-modul diintegrasikan satu sama lain. Dalam konteks Flutter, Unit Testing dapat dilakukan menggunakan package flutter_test yang menyediakan fungsi-fungsi seperti test(), expect(), dan setUp() untuk mendefinisikan dan menjalankan kasus uji secara otomatis.</w:t>
-      </w:r>
-    </w:p>
-    <w:p>
-      <w:r>
-        <w:rPr>
-          <w:b/>
-          <w:sz w:val="24"/>
-          <w:highlight w:val="yellow"/>
-        </w:rPr>
-        <w:t>2.2.6.1.1 Unit Testing</w:t>
-      </w:r>
-    </w:p>
-    <w:p>
-      <w:r>
-        <w:rPr>
-          <w:b w:val="0"/>
-          <w:sz w:val="24"/>
-          <w:highlight w:val="yellow"/>
-        </w:rPr>
-        <w:t>Alpha Testing adalah fase pengujian perangkat lunak yang dilakukan oleh tim pengembang atau penguji internal sebelum produk dirilis kepada pengguna eksternal. Pengujian ini bertujuan untuk mengidentifikasi dan memperbaiki sebagian besar bug, kegagalan fungsional, serta masalah kinerja sistem dalam lingkungan yang terkontrol (Pressman &amp; Maxim, 2020). Alpha Testing mencakup dua jenis pengujian utama, yaitu Unit Testing dan Integration Testing, yang masing-masing dilakukan secara berurutan untuk membangun keyakinan terhadap kualitas sistem secara bertahap.</w:t>
-      </w:r>
-    </w:p>
-    <w:p>
+        <w:t>Pengujian</w:t>
+      </w:r>
+      <w:proofErr w:type="spellEnd"/>
       <w:r>
         <w:rPr>
           <w:b/>
           <w:sz w:val="28"/>
           <w:highlight w:val="yellow"/>
         </w:rPr>
-        <w:t>2.2.6.1 Alpha Testing (Unit Testing dan Integration Testing)</w:t>
-      </w:r>
-    </w:p>
-    <w:p>
-      <w:r>
-        <w:rPr>
-          <w:b/>
-          <w:highlight w:val="yellow"/>
-        </w:rPr>
-        <w:t>2.2.6.2 Black Box Testing</w:t>
-      </w:r>
-    </w:p>
-    <w:p>
-      <w:r>
-        <w:rPr>
-          <w:highlight w:val="yellow"/>
-        </w:rPr>
-        <w:t>Black Box Testing adalah metode pengujian perangkat lunak yang berfokus pada evaluasi fungsionalitas sistem dari sudut pandang pengguna akhir, tanpa memperhatikan struktur kode internal (white box). Pengujian dilakukan dengan memberikan berbagai masukan (input) pada sistem dan memverifikasi apakah keluaran (output) yang dihasilkan sesuai dengan spesifikasi kebutuhan yang telah ditetapkan (Myers et al., 2011). Metode Black Box Testing dinilai tepat untuk menguji aplikasi berbasis antarmuka pengguna seperti Halopet karena memungkinkan pengujian terhadap seluruh alur fitur — mulai dari login, booking konsultasi, chat dokter, hingga proses pembayaran — secara menyeluruh tanpa memerlukan akses ke kode sumber.</w:t>
-      </w:r>
-    </w:p>
-    <w:p>
-      <w:r>
-        <w:rPr>
-          <w:highlight w:val="yellow"/>
-        </w:rPr>
-        <w:t xml:space="preserve">Dalam penelitian ini, Black Box Testing diterapkan menggunakan teknik Equivalence Partitioning dan Boundary Value Analysis untuk memastikan setiap </w:t>
-      </w:r>
-      <w:r>
-        <w:rPr>
-          <w:highlight w:val="yellow"/>
-        </w:rPr>
-        <w:lastRenderedPageBreak/>
-        <w:t>fitur utama Halopet menghasilkan respons yang benar pada kondisi normal, kondisi batas, dan kondisi tidak valid. Hasil pengujian didokumentasikan dalam tabel uji yang mencantumkan skenario pengujian, data masukan, hasil yang diharapkan, hasil aktual, dan status (Berhasil/Gagal).</w:t>
-      </w:r>
-    </w:p>
-    <w:p>
-      <w:r>
-        <w:rPr>
-          <w:b/>
-          <w:highlight w:val="yellow"/>
-        </w:rPr>
-        <w:t>2.2.6.3 System Usability Scale (SUS)</w:t>
-      </w:r>
-    </w:p>
-    <w:p>
-      <w:r>
-        <w:rPr>
-          <w:highlight w:val="yellow"/>
-        </w:rPr>
-        <w:t>System Usability Scale (SUS) adalah instrumen kuesioner standar yang dikembangkan oleh John Brooke pada tahun 1986 untuk mengukur persepsi kegunaan (usability) suatu sistem secara cepat dan andal. SUS terdiri dari 10 pernyataan dengan skala Likert 1 hingga 5, di mana pernyataan bernomor ganjil bersifat positif dan pernyataan bernomor genap bersifat negatif (Brooke, 1996). Skor SUS dihitung dalam rentang 0 hingga 100, dengan interpretasi: skor di atas 80,3 dikategorikan Excellent, skor 68 hingga 80,3 dikategorikan Good, dan skor di bawah 68 dianggap perlu perbaikan (Bangor et al., 2008).</w:t>
-      </w:r>
-    </w:p>
-    <w:p>
-      <w:r>
-        <w:rPr>
-          <w:highlight w:val="yellow"/>
-        </w:rPr>
-        <w:t>Pemilihan SUS sebagai instrumen pengujian usability dalam penelitian ini didasarkan pada tiga keunggulan utama: (1) kesederhanaan — hanya 10 pertanyaan sehingga tidak membebani responden, (2) validitas dan reliabilitas yang telah teruji secara luas dalam ribuan studi akademis dan industri, serta (3) kemampuannya menghasilkan satu angka tunggal yang mudah diinterpretasikan sebagai representasi keseluruhan usability sistem. SUS akan digunakan untuk mengukur persepsi kemudahan penggunaan aplikasi Halopet oleh pemilik hewan peliharaan sebagai pengguna utama.</w:t>
-      </w:r>
-    </w:p>
-    <w:p>
-      <w:r>
-        <w:rPr>
-          <w:b/>
-          <w:highlight w:val="yellow"/>
-        </w:rPr>
-        <w:t>2.2.6.4 User Acceptance Testing (UAT)</w:t>
-      </w:r>
-    </w:p>
-    <w:p>
-      <w:r>
-        <w:rPr>
-          <w:highlight w:val="yellow"/>
-        </w:rPr>
-        <w:lastRenderedPageBreak/>
-        <w:t>User Acceptance Testing (UAT) adalah tahap pengujian akhir dalam siklus pengembangan perangkat lunak di mana sistem diuji langsung oleh pengguna akhir yang sesungguhnya untuk memvalidasi bahwa sistem memenuhi kebutuhan bisnis dan dapat diterima sebelum dipublikasikan (Hambling &amp; van Goethem, 2013). Berbeda dengan Black Box Testing yang dilakukan oleh tim pengembang, UAT dilakukan oleh calon pengguna nyata dalam kondisi yang menyerupai lingkungan penggunaan sesungguhnya.</w:t>
-      </w:r>
-    </w:p>
-    <w:p>
-      <w:r>
-        <w:rPr>
-          <w:highlight w:val="yellow"/>
-        </w:rPr>
-        <w:t>Dalam penelitian ini, UAT dilakukan dengan melibatkan dua kelompok pengguna representatif: (1) pemilik hewan peliharaan sebagai pengguna utama yang akan menggunakan fitur konsultasi, manajemen hewan, dan pembelian obat, serta (2) dokter hewan yang akan menggunakan fitur pengelolaan jadwal, sesi konsultasi, dan penerbitan resep. Pengujian UAT bertujuan untuk memvalidasi bahwa seluruh alur kerja (workflow) aplikasi Halopet sesuai dengan kebutuhan dan ekspektasi pengguna nyata, serta mengidentifikasi kendala atau kebingungan yang mungkin tidak terdeteksi dalam pengujian internal.</w:t>
-      </w:r>
-    </w:p>
-    <w:p>
+        <w:t xml:space="preserve"> </w:t>
+      </w:r>
+      <w:proofErr w:type="spellStart"/>
       <w:r>
         <w:rPr>
           <w:b/>
           <w:sz w:val="28"/>
           <w:highlight w:val="yellow"/>
         </w:rPr>
-        <w:t>2.2.6.5 Beta Testing</w:t>
-      </w:r>
-    </w:p>
-    <w:p>
-      <w:r>
-        <w:rPr>
-          <w:b w:val="0"/>
-          <w:sz w:val="24"/>
+        <w:t>Sistem</w:t>
+      </w:r>
+      <w:proofErr w:type="spellEnd"/>
+    </w:p>
+    <w:p>
+      <w:r>
+        <w:rPr>
           <w:highlight w:val="yellow"/>
         </w:rPr>
-        <w:t>Beta Testing adalah fase pengujian perangkat lunak yang dilakukan oleh pengguna akhir yang sesungguhnya di luar lingkungan tim pengembang, dalam kondisi penggunaan nyata yang tidak terkontrol sepenuhnya. Berbeda dengan Alpha Testing yang dilakukan secara internal, Beta Testing dilakukan secara eksternal dengan tujuan mendapatkan umpan balik langsung dari representasi nyata pengguna akhir sebelum produk diluncurkan secara resmi (Pressman &amp; Maxim, 2020). Beta Testing membantu mengidentifikasi masalah-masalah yang mungkin tidak terdeteksi dalam pengujian internal, seperti masalah kompatibilitas perangkat, masalah jaringan dalam kondisi nyata, atau ketidaksesuaian ekspektasi pengguna terhadap antarmuka aplikasi.</w:t>
-      </w:r>
-    </w:p>
-    <w:p>
-      <w:r>
-        <w:rPr>
-          <w:b w:val="0"/>
-          <w:sz w:val="24"/>
+        <w:t>Subbab ini menjelaskan metode-metode pengujian yang digunakan untuk memvalidasi fungsionalitas dan kualitas penggunaan (usability) aplikasi Halopet.</w:t>
+      </w:r>
+    </w:p>
+    <w:p>
+      <w:r>
+        <w:rPr>
           <w:highlight w:val="yellow"/>
         </w:rPr>
-        <w:t>Terdapat dua pendekatan utama dalam Beta Testing. Pertama, Open Beta Testing, di mana aplikasi dibuka untuk umum atau kelompok pengguna yang besar tanpa seleksi ketat, sehingga menghasilkan umpan balik dalam jumlah besar dari berbagai tipe pengguna dan perangkat. Kedua, Closed Beta Testing, di mana aplikasi hanya diberikan kepada kelompok pengguna terpilih yang relevan dengan target pasar, sehingga umpan balik yang diterima lebih terfokus dan berkualitas tinggi (Myers et al., 2011).</w:t>
-      </w:r>
-    </w:p>
-    <w:p>
-      <w:r>
-        <w:rPr>
-          <w:b w:val="0"/>
-          <w:sz w:val="24"/>
+        <w:t>Dalam penelitian ini, Integration Testing pada aplikasi Halopet dilakukan dengan menguji interaksi antar modul utama yang saling bergantung, seperti alur konsultasi yang melibatkan modul autentikasi, penjadwalan, chat, dan rekam medis secara bersamaan. Pengujian ini memastikan bahwa data mengalir dengan benar dari satu komponen ke komponen lain dan bahwa seluruh antarmuka antar modul berfungsi sesuai spesifikasi yang telah dirancang.</w:t>
+      </w:r>
+    </w:p>
+    <w:p>
+      <w:r>
+        <w:rPr>
           <w:highlight w:val="yellow"/>
         </w:rPr>
-        <w:t>Dalam penelitian ini, Beta Testing dilakukan menggunakan pendekatan Closed Beta Testing dengan melibatkan dua kelompok responden terpilih yang merepresentasikan pengguna nyata aplikasi Halopet: (1) pemilik hewan peliharaan yang aktif menggunakan layanan kesehatan hewan, dan (2) dokter hewan praktik yang terbiasa dengan alur kerja konsultasi. Responden diminta untuk menggunakan aplikasi Halopet secara mandiri dalam kondisi penggunaan sehari-hari selama periode pengujian yang ditetapkan. Umpan balik yang dikumpulkan kemudian dianalisis melalui kuesioner System Usability Scale (SUS) dan User Acceptance Testing (UAT) untuk mengukur tingkat penerimaan dan kemudahan penggunaan aplikasi secara kuantitatif.</w:t>
+        <w:t>Integration Testing adalah pengujian yang dilakukan setelah Unit Testing, di mana modul-modul yang telah diuji secara individual digabungkan dan diuji sebagai sebuah kesatuan untuk memverifikasi interaksi antar modul berjalan dengan benar (Pressman &amp; Maxim, 2020). Integration Testing bertujuan untuk mendeteksi kesalahan yang muncul akibat antarmuka (interface) antar modul yang tidak sesuai, seperti ketidaksesuaian tipe data, urutan pemanggilan fungsi yang salah, atau efek samping yang tidak diinginkan. Pendekatan integrasi yang umum digunakan meliputi Big Bang, Top-Down, dan Bottom-Up.</w:t>
+      </w:r>
+    </w:p>
+    <w:p>
+      <w:r>
+        <w:rPr>
+          <w:b/>
+          <w:highlight w:val="yellow"/>
+        </w:rPr>
+        <w:t>2.2.6.1.2 Integration Testing</w:t>
+      </w:r>
+    </w:p>
+    <w:p>
+      <w:r>
+        <w:rPr>
+          <w:highlight w:val="yellow"/>
+        </w:rPr>
+        <w:lastRenderedPageBreak/>
+        <w:t>Dalam penelitian ini, Unit Testing pada aplikasi Halopet difokuskan pada pengujian fungsi-fungsi kritis di kelas DatabaseHelper yang mengelola seluruh operasi CRUD ke database SQLite, serta fungsi-fungsi perhitungan logika bisnis seperti kalkulasi usia hewan, validasi format nomor telepon untuk OTP, dan logika penentuan status konsultasi. Setiap fungsi diuji dengan berbagai kombinasi input valid dan tidak valid untuk memastikan ketahanan (robustness) kode terhadap kondisi yang tidak terduga.</w:t>
+      </w:r>
+    </w:p>
+    <w:p>
+      <w:r>
+        <w:rPr>
+          <w:highlight w:val="yellow"/>
+        </w:rPr>
+        <w:t>Unit Testing adalah metode pengujian Alpha di mana setiap unit atau komponen terkecil dari perangkat lunak — seperti fungsi, prosedur, atau metode — diuji secara terisolasi untuk memverifikasi bahwa setiap unit berfungsi sesuai dengan spesifikasinya (Myers et al., 2011). Tujuan utama Unit Testing adalah mendeteksi dan memperbaiki kesalahan logika di tingkat paling dasar sebelum modul-modul diintegrasikan satu sama lain. Dalam konteks Flutter, Unit Testing dapat dilakukan menggunakan package flutter_test yang menyediakan fungsi-fungsi seperti test(), expect(), dan setUp() untuk mendefinisikan dan menjalankan kasus uji secara otomatis.</w:t>
+      </w:r>
+    </w:p>
+    <w:p>
+      <w:r>
+        <w:rPr>
+          <w:b/>
+          <w:highlight w:val="yellow"/>
+        </w:rPr>
+        <w:t>2.2.6.1.1 Unit Testing</w:t>
+      </w:r>
+    </w:p>
+    <w:p>
+      <w:r>
+        <w:rPr>
+          <w:highlight w:val="yellow"/>
+        </w:rPr>
+        <w:t>Alpha Testing adalah fase pengujian perangkat lunak yang dilakukan oleh tim pengembang atau penguji internal sebelum produk dirilis kepada pengguna eksternal. Pengujian ini bertujuan untuk mengidentifikasi dan memperbaiki sebagian besar bug, kegagalan fungsional, serta masalah kinerja sistem dalam lingkungan yang terkontrol (Pressman &amp; Maxim, 2020). Alpha Testing mencakup dua jenis pengujian utama, yaitu Unit Testing dan Integration Testing, yang masing-</w:t>
+      </w:r>
+      <w:r>
+        <w:rPr>
+          <w:highlight w:val="yellow"/>
+        </w:rPr>
+        <w:lastRenderedPageBreak/>
+        <w:t>masing dilakukan secara berurutan untuk membangun keyakinan terhadap kualitas sistem secara bertahap.</w:t>
       </w:r>
     </w:p>
     <w:p>
@@ -7897,15 +7777,7 @@
           <w:sz w:val="28"/>
           <w:highlight w:val="yellow"/>
         </w:rPr>
-        <w:t>2.2.7 Pemodelan dan Perancangan Sistem</w:t>
-      </w:r>
-    </w:p>
-    <w:p>
-      <w:r>
-        <w:rPr>
-          <w:highlight w:val="yellow"/>
-        </w:rPr>
-        <w:t>Subbab ini menjelaskan notasi dan pendekatan pemodelan yang digunakan dalam perancangan arsitektur dan antarmuka aplikasi Halopet pada Bab 3.</w:t>
+        <w:t>2.2.6.1 Alpha Testing (Unit Testing dan Integration Testing)</w:t>
       </w:r>
     </w:p>
     <w:p>
@@ -7914,7 +7786,7 @@
           <w:b/>
           <w:highlight w:val="yellow"/>
         </w:rPr>
-        <w:t>2.2.7.1 Unified Modeling Language (UML)</w:t>
+        <w:t>2.2.6.2 Black Box Testing</w:t>
       </w:r>
     </w:p>
     <w:p>
@@ -7922,22 +7794,15 @@
         <w:rPr>
           <w:highlight w:val="yellow"/>
         </w:rPr>
-        <w:t xml:space="preserve">Unified Modeling Language (UML) adalah bahasa pemodelan standar berbasis visual yang digunakan untuk merancang, mendokumentasikan, dan memvisualisasikan arsitektur sistem perangkat lunak berorientasi objek. UML dikembangkan oleh Object Management Group (OMG) dan saat ini telah menjadi </w:t>
-      </w:r>
+        <w:t>Black Box Testing adalah metode pengujian perangkat lunak yang berfokus pada evaluasi fungsionalitas sistem dari sudut pandang pengguna akhir, tanpa memperhatikan struktur kode internal (white box). Pengujian dilakukan dengan memberikan berbagai masukan (input) pada sistem dan memverifikasi apakah keluaran (output) yang dihasilkan sesuai dengan spesifikasi kebutuhan yang telah ditetapkan (Myers et al., 2011). Metode Black Box Testing dinilai tepat untuk menguji aplikasi berbasis antarmuka pengguna seperti Halopet karena memungkinkan pengujian terhadap seluruh alur fitur — mulai dari login, booking konsultasi, chat dokter, hingga proses pembayaran — secara menyeluruh tanpa memerlukan akses ke kode sumber.</w:t>
+      </w:r>
+    </w:p>
+    <w:p>
       <w:r>
         <w:rPr>
           <w:highlight w:val="yellow"/>
         </w:rPr>
-        <w:lastRenderedPageBreak/>
-        <w:t>standar industri dalam rekayasa perangkat lunak (Booch et al., 2005). UML menyediakan berbagai jenis diagram yang dapat dikelompokkan menjadi dua kategori: diagram struktural (seperti Class Diagram) dan diagram perilaku (seperti Use Case Diagram, Activity Diagram, dan Sequence Diagram).</w:t>
-      </w:r>
-    </w:p>
-    <w:p>
-      <w:r>
-        <w:rPr>
-          <w:highlight w:val="yellow"/>
-        </w:rPr>
-        <w:t>Dalam penelitian ini, tiga jenis diagram UML digunakan untuk memodelkan sistem Halopet. Pertama, Use Case Diagram digunakan untuk menggambarkan interaksi antara tiga aktor utama (Pemilik Hewan, Dokter Hewan, dan Admin) dengan fitur-fitur sistem. Kedua, Activity Diagram digunakan untuk menggambarkan alur proses bisnis utama seperti alur konsultasi dan alur pembayaran. Ketiga, Sequence Diagram digunakan untuk menggambarkan urutan interaksi antar komponen sistem dalam skenario tertentu.</w:t>
+        <w:t>Dalam penelitian ini, Black Box Testing diterapkan menggunakan teknik Equivalence Partitioning dan Boundary Value Analysis untuk memastikan setiap fitur utama Halopet menghasilkan respons yang benar pada kondisi normal, kondisi batas, dan kondisi tidak valid. Hasil pengujian didokumentasikan dalam tabel uji yang mencantumkan skenario pengujian, data masukan, hasil yang diharapkan, hasil aktual, dan status (Berhasil/Gagal).</w:t>
       </w:r>
     </w:p>
     <w:p>
@@ -7946,7 +7811,7 @@
           <w:b/>
           <w:highlight w:val="yellow"/>
         </w:rPr>
-        <w:t>2.2.7.2 Entity Relationship Diagram (ERD)</w:t>
+        <w:t>2.2.6.3 System Usability Scale (SUS)</w:t>
       </w:r>
     </w:p>
     <w:p>
@@ -7954,22 +7819,22 @@
         <w:rPr>
           <w:highlight w:val="yellow"/>
         </w:rPr>
-        <w:t>Entity Relationship Diagram (ERD) adalah representasi grafis dari struktur basis data yang menggambarkan entitas-entitas data, atribut-atributnya, dan hubungan (relasi) antar entitas tersebut. ERD dikembangkan oleh Peter Chen pada tahun 1976 dan hingga saat ini menjadi alat standar dalam perancangan basis data relasional (Chen, 1976). Komponen utama ERD terdiri dari entitas (digambarkan sebagai persegi panjang), atribut (digambarkan sebagai elips), dan relasi (digambarkan sebagai belah ketupat), beserta notasi kardinalitas yang menunjukkan jenis hubungan antar entitas (one-to-one, one-to-many, many-to-many).</w:t>
-      </w:r>
-    </w:p>
-    <w:p>
+        <w:t xml:space="preserve">System Usability Scale (SUS) adalah instrumen kuesioner standar yang dikembangkan oleh John Brooke pada tahun 1986 untuk mengukur persepsi </w:t>
+      </w:r>
       <w:r>
         <w:rPr>
           <w:highlight w:val="yellow"/>
         </w:rPr>
-        <w:t xml:space="preserve">Dalam penelitian ini, ERD digunakan untuk merancang skema basis data SQLite aplikasi Halopet yang mencakup entitas-entitas utama seperti Users, Pets, Doctors, Consultations, MedicalRecords, Vaccinations, Prescriptions, dan Transactions, </w:t>
-      </w:r>
+        <w:lastRenderedPageBreak/>
+        <w:t>kegunaan (usability) suatu sistem secara cepat dan andal. SUS terdiri dari 10 pernyataan dengan skala Likert 1 hingga 5, di mana pernyataan bernomor ganjil bersifat positif dan pernyataan bernomor genap bersifat negatif (Brooke, 1996). Skor SUS dihitung dalam rentang 0 hingga 100, dengan interpretasi: skor di atas 80,3 dikategorikan Excellent, skor 68 hingga 80,3 dikategorikan Good, dan skor di bawah 68 dianggap perlu perbaikan (Bangor et al., 2008).</w:t>
+      </w:r>
+    </w:p>
+    <w:p>
       <w:r>
         <w:rPr>
           <w:highlight w:val="yellow"/>
         </w:rPr>
-        <w:lastRenderedPageBreak/>
-        <w:t>beserta relasi-relasi antar entitas tersebut. ERD menjadi acuan utama dalam implementasi skema database di DatabaseHelper.</w:t>
+        <w:t>Pemilihan SUS sebagai instrumen pengujian usability dalam penelitian ini didasarkan pada tiga keunggulan utama: (1) kesederhanaan — hanya 10 pertanyaan sehingga tidak membebani responden, (2) validitas dan reliabilitas yang telah teruji secara luas dalam ribuan studi akademis dan industri, serta (3) kemampuannya menghasilkan satu angka tunggal yang mudah diinterpretasikan sebagai representasi keseluruhan usability sistem. SUS akan digunakan untuk mengukur persepsi kemudahan penggunaan aplikasi Halopet oleh pemilik hewan peliharaan sebagai pengguna utama.</w:t>
       </w:r>
     </w:p>
     <w:p>
@@ -7978,6 +7843,149 @@
           <w:b/>
           <w:highlight w:val="yellow"/>
         </w:rPr>
+        <w:t>2.2.6.4 User Acceptance Testing (UAT)</w:t>
+      </w:r>
+    </w:p>
+    <w:p>
+      <w:r>
+        <w:rPr>
+          <w:highlight w:val="yellow"/>
+        </w:rPr>
+        <w:t>User Acceptance Testing (UAT) adalah tahap pengujian akhir dalam siklus pengembangan perangkat lunak di mana sistem diuji langsung oleh pengguna akhir yang sesungguhnya untuk memvalidasi bahwa sistem memenuhi kebutuhan bisnis dan dapat diterima sebelum dipublikasikan (Hambling &amp; van Goethem, 2013). Berbeda dengan Black Box Testing yang dilakukan oleh tim pengembang, UAT dilakukan oleh calon pengguna nyata dalam kondisi yang menyerupai lingkungan penggunaan sesungguhnya.</w:t>
+      </w:r>
+    </w:p>
+    <w:p>
+      <w:r>
+        <w:rPr>
+          <w:highlight w:val="yellow"/>
+        </w:rPr>
+        <w:lastRenderedPageBreak/>
+        <w:t>Dalam penelitian ini, UAT dilakukan dengan melibatkan dua kelompok pengguna representatif: (1) pemilik hewan peliharaan sebagai pengguna utama yang akan menggunakan fitur konsultasi, manajemen hewan, dan pembelian obat, serta (2) dokter hewan yang akan menggunakan fitur pengelolaan jadwal, sesi konsultasi, dan penerbitan resep. Pengujian UAT bertujuan untuk memvalidasi bahwa seluruh alur kerja (workflow) aplikasi Halopet sesuai dengan kebutuhan dan ekspektasi pengguna nyata, serta mengidentifikasi kendala atau kebingungan yang mungkin tidak terdeteksi dalam pengujian internal.</w:t>
+      </w:r>
+    </w:p>
+    <w:p>
+      <w:r>
+        <w:rPr>
+          <w:b/>
+          <w:sz w:val="28"/>
+          <w:highlight w:val="yellow"/>
+        </w:rPr>
+        <w:t>2.2.6.5 Beta Testing</w:t>
+      </w:r>
+    </w:p>
+    <w:p>
+      <w:r>
+        <w:rPr>
+          <w:highlight w:val="yellow"/>
+        </w:rPr>
+        <w:t>Beta Testing adalah fase pengujian perangkat lunak yang dilakukan oleh pengguna akhir yang sesungguhnya di luar lingkungan tim pengembang, dalam kondisi penggunaan nyata yang tidak terkontrol sepenuhnya. Berbeda dengan Alpha Testing yang dilakukan secara internal, Beta Testing dilakukan secara eksternal dengan tujuan mendapatkan umpan balik langsung dari representasi nyata pengguna akhir sebelum produk diluncurkan secara resmi (Pressman &amp; Maxim, 2020). Beta Testing membantu mengidentifikasi masalah-masalah yang mungkin tidak terdeteksi dalam pengujian internal, seperti masalah kompatibilitas perangkat, masalah jaringan dalam kondisi nyata, atau ketidaksesuaian ekspektasi pengguna terhadap antarmuka aplikasi.</w:t>
+      </w:r>
+    </w:p>
+    <w:p>
+      <w:r>
+        <w:rPr>
+          <w:highlight w:val="yellow"/>
+        </w:rPr>
+        <w:t xml:space="preserve">Terdapat dua pendekatan utama dalam Beta Testing. Pertama, Open Beta Testing, di mana aplikasi dibuka untuk umum atau kelompok pengguna yang besar tanpa seleksi ketat, sehingga menghasilkan umpan balik dalam jumlah besar dari berbagai tipe pengguna dan perangkat. Kedua, Closed Beta Testing, di mana aplikasi hanya </w:t>
+      </w:r>
+      <w:r>
+        <w:rPr>
+          <w:highlight w:val="yellow"/>
+        </w:rPr>
+        <w:lastRenderedPageBreak/>
+        <w:t>diberikan kepada kelompok pengguna terpilih yang relevan dengan target pasar, sehingga umpan balik yang diterima lebih terfokus dan berkualitas tinggi (Myers et al., 2011).</w:t>
+      </w:r>
+    </w:p>
+    <w:p>
+      <w:r>
+        <w:rPr>
+          <w:highlight w:val="yellow"/>
+        </w:rPr>
+        <w:t>Dalam penelitian ini, Beta Testing dilakukan menggunakan pendekatan Closed Beta Testing dengan melibatkan dua kelompok responden terpilih yang merepresentasikan pengguna nyata aplikasi Halopet: (1) pemilik hewan peliharaan yang aktif menggunakan layanan kesehatan hewan, dan (2) dokter hewan praktik yang terbiasa dengan alur kerja konsultasi. Responden diminta untuk menggunakan aplikasi Halopet secara mandiri dalam kondisi penggunaan sehari-hari selama periode pengujian yang ditetapkan. Umpan balik yang dikumpulkan kemudian dianalisis melalui kuesioner System Usability Scale (SUS) dan User Acceptance Testing (UAT) untuk mengukur tingkat penerimaan dan kemudahan penggunaan aplikasi secara kuantitatif.</w:t>
+      </w:r>
+    </w:p>
+    <w:p>
+      <w:r>
+        <w:rPr>
+          <w:b/>
+          <w:sz w:val="28"/>
+          <w:highlight w:val="yellow"/>
+        </w:rPr>
+        <w:t>2.2.7 Pemodelan dan Perancangan Sistem</w:t>
+      </w:r>
+    </w:p>
+    <w:p>
+      <w:r>
+        <w:rPr>
+          <w:highlight w:val="yellow"/>
+        </w:rPr>
+        <w:t>Subbab ini menjelaskan notasi dan pendekatan pemodelan yang digunakan dalam perancangan arsitektur dan antarmuka aplikasi Halopet pada Bab 3.</w:t>
+      </w:r>
+    </w:p>
+    <w:p>
+      <w:r>
+        <w:rPr>
+          <w:b/>
+          <w:highlight w:val="yellow"/>
+        </w:rPr>
+        <w:t>2.2.7.1 Unified Modeling Language (UML)</w:t>
+      </w:r>
+    </w:p>
+    <w:p>
+      <w:r>
+        <w:rPr>
+          <w:highlight w:val="yellow"/>
+        </w:rPr>
+        <w:t xml:space="preserve">Unified Modeling Language (UML) adalah bahasa pemodelan standar berbasis visual yang digunakan untuk merancang, mendokumentasikan, dan memvisualisasikan arsitektur sistem perangkat lunak berorientasi objek. UML dikembangkan oleh Object Management Group (OMG) dan saat ini telah menjadi standar industri dalam rekayasa perangkat lunak (Booch et al., 2005). UML menyediakan berbagai jenis diagram yang dapat dikelompokkan menjadi dua </w:t>
+      </w:r>
+      <w:r>
+        <w:rPr>
+          <w:highlight w:val="yellow"/>
+        </w:rPr>
+        <w:lastRenderedPageBreak/>
+        <w:t>kategori: diagram struktural (seperti Class Diagram) dan diagram perilaku (seperti Use Case Diagram, Activity Diagram, dan Sequence Diagram).</w:t>
+      </w:r>
+    </w:p>
+    <w:p>
+      <w:r>
+        <w:rPr>
+          <w:highlight w:val="yellow"/>
+        </w:rPr>
+        <w:t>Dalam penelitian ini, tiga jenis diagram UML digunakan untuk memodelkan sistem Halopet. Pertama, Use Case Diagram digunakan untuk menggambarkan interaksi antara tiga aktor utama (Pemilik Hewan, Dokter Hewan, dan Admin) dengan fitur-fitur sistem. Kedua, Activity Diagram digunakan untuk menggambarkan alur proses bisnis utama seperti alur konsultasi dan alur pembayaran. Ketiga, Sequence Diagram digunakan untuk menggambarkan urutan interaksi antar komponen sistem dalam skenario tertentu.</w:t>
+      </w:r>
+    </w:p>
+    <w:p>
+      <w:r>
+        <w:rPr>
+          <w:b/>
+          <w:highlight w:val="yellow"/>
+        </w:rPr>
+        <w:t>2.2.7.2 Entity Relationship Diagram (ERD)</w:t>
+      </w:r>
+    </w:p>
+    <w:p>
+      <w:r>
+        <w:rPr>
+          <w:highlight w:val="yellow"/>
+        </w:rPr>
+        <w:t>Entity Relationship Diagram (ERD) adalah representasi grafis dari struktur basis data yang menggambarkan entitas-entitas data, atribut-atributnya, dan hubungan (relasi) antar entitas tersebut. ERD dikembangkan oleh Peter Chen pada tahun 1976 dan hingga saat ini menjadi alat standar dalam perancangan basis data relasional (Chen, 1976). Komponen utama ERD terdiri dari entitas (digambarkan sebagai persegi panjang), atribut (digambarkan sebagai elips), dan relasi (digambarkan sebagai belah ketupat), beserta notasi kardinalitas yang menunjukkan jenis hubungan antar entitas (one-to-one, one-to-many, many-to-many).</w:t>
+      </w:r>
+    </w:p>
+    <w:p>
+      <w:r>
+        <w:rPr>
+          <w:highlight w:val="yellow"/>
+        </w:rPr>
+        <w:t>Dalam penelitian ini, ERD digunakan untuk merancang skema basis data SQLite aplikasi Halopet yang mencakup entitas-entitas utama seperti Users, Pets, Doctors, Consultations, MedicalRecords, Vaccinations, Prescriptions, dan Transactions, beserta relasi-relasi antar entitas tersebut. ERD menjadi acuan utama dalam implementasi skema database di DatabaseHelper.</w:t>
+      </w:r>
+    </w:p>
+    <w:p>
+      <w:r>
+        <w:rPr>
+          <w:b/>
+          <w:highlight w:val="yellow"/>
+        </w:rPr>
+        <w:lastRenderedPageBreak/>
         <w:t>2.2.7.3 Wireframe dan Mockup Antarmuka</w:t>
       </w:r>
     </w:p>
